--- a/文案/第一版/游戏名称.docx
+++ b/文案/第一版/游戏名称.docx
@@ -80,7 +80,7 @@
     <w:p>
       <w:pPr>
         <w:rPr>
-          <w:rFonts w:hint="default"/>
+          <w:rFonts w:hint="eastAsia"/>
           <w:lang w:val="en-US" w:eastAsia="zh-CN"/>
         </w:rPr>
       </w:pPr>
@@ -90,6 +90,21 @@
           <w:lang w:val="en-US" w:eastAsia="zh-CN"/>
         </w:rPr>
         <w:t>⑥《火种：道法自然》</w:t>
+      </w:r>
+    </w:p>
+    <w:p>
+      <w:pPr>
+        <w:rPr>
+          <w:rFonts w:hint="default"/>
+          <w:lang w:val="en-US" w:eastAsia="zh-CN"/>
+        </w:rPr>
+      </w:pPr>
+      <w:r>
+        <w:rPr>
+          <w:rFonts w:hint="eastAsia"/>
+          <w:lang w:val="en-US" w:eastAsia="zh-CN"/>
+        </w:rPr>
+        <w:t>⑦</w:t>
       </w:r>
       <w:bookmarkStart w:id="0" w:name="_GoBack"/>
       <w:bookmarkEnd w:id="0"/>
